--- a/storage/47972098-d050-496b-8f46-62d0981459a3.docx
+++ b/storage/47972098-d050-496b-8f46-62d0981459a3.docx
@@ -6,7 +6,7 @@
     <w:p>
       <w:pPr>
         <w:pStyle w:val="Normal"/>
-        <w:spacing w:before="269" w:after="269"/>
+        <w:spacing w:before="274" w:after="274"/>
         <w:ind w:left="0"/>
         <w:jc w:val="left"/>
       </w:pPr>
@@ -23,12 +23,13 @@
     <w:p>
       <w:pPr>
         <w:pStyle w:val="Normal"/>
-        <w:spacing w:before="269" w:after="269"/>
+        <w:spacing w:before="274" w:after="274"/>
         <w:ind w:left="0"/>
         <w:jc w:val="left"/>
       </w:pPr>
       <w:r>
         <w:rPr>
+          <w:rStyle w:val="DefaultParagraphFont"/>
           <w:rFonts w:ascii="Times New Roman" w:hAnsi="Times New Roman"/>
           <w:color w:val="000000"/>
         </w:rPr>
@@ -36,6 +37,7 @@
       </w:r>
       <w:r>
         <w:rPr>
+          <w:rStyle w:val="DefaultParagraphFont"/>
           <w:rFonts w:ascii="Times New Roman" w:hAnsi="Times New Roman"/>
           <w:color w:val="000000"/>
         </w:rPr>
@@ -70,6 +72,7 @@
       </w:r>
       <w:r>
         <w:rPr>
+          <w:rStyle w:val="DefaultParagraphFont"/>
           <w:rFonts w:ascii="Times New Roman" w:hAnsi="Times New Roman"/>
           <w:color w:val="000000"/>
         </w:rPr>
@@ -77,6 +80,7 @@
       </w:r>
       <w:r>
         <w:rPr>
+          <w:rStyle w:val="DefaultParagraphFont"/>
           <w:rFonts w:ascii="Times New Roman" w:hAnsi="Times New Roman"/>
           <w:color w:val="000000"/>
         </w:rPr>
@@ -84,13 +88,15 @@
       </w:r>
       <w:r>
         <w:rPr>
-          <w:rFonts w:ascii="Times New Roman" w:hAnsi="Times New Roman"/>
-          <w:color w:val="000000"/>
-        </w:rPr>
-        <w:t xml:space="preserve"> </w:t>
-      </w:r>
-      <w:r>
-        <w:rPr>
+          <w:rStyle w:val="DefaultParagraphFont"/>
+          <w:rFonts w:ascii="Times New Roman" w:hAnsi="Times New Roman"/>
+          <w:color w:val="000000"/>
+        </w:rPr>
+        <w:t xml:space="preserve"> </w:t>
+      </w:r>
+      <w:r>
+        <w:rPr>
+          <w:rStyle w:val="DefaultParagraphFont"/>
           <w:rFonts w:ascii="Times New Roman" w:hAnsi="Times New Roman"/>
           <w:color w:val="000000"/>
         </w:rPr>
@@ -98,13 +104,15 @@
       </w:r>
       <w:r>
         <w:rPr>
-          <w:rFonts w:ascii="Times New Roman" w:hAnsi="Times New Roman"/>
-          <w:color w:val="000000"/>
-        </w:rPr>
-        <w:t xml:space="preserve"> </w:t>
-      </w:r>
-      <w:r>
-        <w:rPr>
+          <w:rStyle w:val="DefaultParagraphFont"/>
+          <w:rFonts w:ascii="Times New Roman" w:hAnsi="Times New Roman"/>
+          <w:color w:val="000000"/>
+        </w:rPr>
+        <w:t xml:space="preserve"> </w:t>
+      </w:r>
+      <w:r>
+        <w:rPr>
+          <w:rStyle w:val="DefaultParagraphFont"/>
           <w:rFonts w:ascii="Times New Roman" w:hAnsi="Times New Roman"/>
           <w:color w:val="000000"/>
         </w:rPr>
@@ -112,13 +120,15 @@
       </w:r>
       <w:r>
         <w:rPr>
-          <w:rFonts w:ascii="Times New Roman" w:hAnsi="Times New Roman"/>
-          <w:color w:val="000000"/>
-        </w:rPr>
-        <w:t xml:space="preserve"> </w:t>
-      </w:r>
-      <w:r>
-        <w:rPr>
+          <w:rStyle w:val="DefaultParagraphFont"/>
+          <w:rFonts w:ascii="Times New Roman" w:hAnsi="Times New Roman"/>
+          <w:color w:val="000000"/>
+        </w:rPr>
+        <w:t xml:space="preserve"> </w:t>
+      </w:r>
+      <w:r>
+        <w:rPr>
+          <w:rStyle w:val="DefaultParagraphFont"/>
           <w:rFonts w:ascii="Times New Roman" w:hAnsi="Times New Roman"/>
           <w:color w:val="000000"/>
         </w:rPr>
@@ -126,13 +136,15 @@
       </w:r>
       <w:r>
         <w:rPr>
-          <w:rFonts w:ascii="Times New Roman" w:hAnsi="Times New Roman"/>
-          <w:color w:val="000000"/>
-        </w:rPr>
-        <w:t xml:space="preserve"> </w:t>
-      </w:r>
-      <w:r>
-        <w:rPr>
+          <w:rStyle w:val="DefaultParagraphFont"/>
+          <w:rFonts w:ascii="Times New Roman" w:hAnsi="Times New Roman"/>
+          <w:color w:val="000000"/>
+        </w:rPr>
+        <w:t xml:space="preserve"> </w:t>
+      </w:r>
+      <w:r>
+        <w:rPr>
+          <w:rStyle w:val="DefaultParagraphFont"/>
           <w:rFonts w:ascii="Times New Roman" w:hAnsi="Times New Roman"/>
           <w:color w:val="000000"/>
         </w:rPr>
@@ -140,6 +152,7 @@
       </w:r>
       <w:r>
         <w:rPr>
+          <w:rStyle w:val="DefaultParagraphFont"/>
           <w:rFonts w:ascii="Times New Roman" w:hAnsi="Times New Roman"/>
           <w:color w:val="000000"/>
         </w:rPr>
@@ -147,6 +160,7 @@
       </w:r>
       <w:r>
         <w:rPr>
+          <w:rStyle w:val="DefaultParagraphFont"/>
           <w:rFonts w:ascii="Times New Roman" w:hAnsi="Times New Roman"/>
           <w:color w:val="000000"/>
         </w:rPr>
@@ -154,13 +168,15 @@
       </w:r>
       <w:r>
         <w:rPr>
-          <w:rFonts w:ascii="Times New Roman" w:hAnsi="Times New Roman"/>
-          <w:color w:val="000000"/>
-        </w:rPr>
-        <w:t xml:space="preserve"> </w:t>
-      </w:r>
-      <w:r>
-        <w:rPr>
+          <w:rStyle w:val="DefaultParagraphFont"/>
+          <w:rFonts w:ascii="Times New Roman" w:hAnsi="Times New Roman"/>
+          <w:color w:val="000000"/>
+        </w:rPr>
+        <w:t xml:space="preserve"> </w:t>
+      </w:r>
+      <w:r>
+        <w:rPr>
+          <w:rStyle w:val="DefaultParagraphFont"/>
           <w:rFonts w:ascii="Times New Roman" w:hAnsi="Times New Roman"/>
           <w:color w:val="000000"/>
         </w:rPr>
@@ -168,13 +184,15 @@
       </w:r>
       <w:r>
         <w:rPr>
-          <w:rFonts w:ascii="Times New Roman" w:hAnsi="Times New Roman"/>
-          <w:color w:val="000000"/>
-        </w:rPr>
-        <w:t xml:space="preserve"> </w:t>
-      </w:r>
-      <w:r>
-        <w:rPr>
+          <w:rStyle w:val="DefaultParagraphFont"/>
+          <w:rFonts w:ascii="Times New Roman" w:hAnsi="Times New Roman"/>
+          <w:color w:val="000000"/>
+        </w:rPr>
+        <w:t xml:space="preserve"> </w:t>
+      </w:r>
+      <w:r>
+        <w:rPr>
+          <w:rStyle w:val="DefaultParagraphFont"/>
           <w:rFonts w:ascii="Times New Roman" w:hAnsi="Times New Roman"/>
           <w:color w:val="000000"/>
         </w:rPr>
@@ -182,6 +200,7 @@
       </w:r>
       <w:r>
         <w:rPr>
+          <w:rStyle w:val="DefaultParagraphFont"/>
           <w:rFonts w:ascii="Times New Roman" w:hAnsi="Times New Roman"/>
           <w:color w:val="000000"/>
         </w:rPr>
@@ -189,6 +208,7 @@
       </w:r>
       <w:r>
         <w:rPr>
+          <w:rStyle w:val="DefaultParagraphFont"/>
           <w:rFonts w:ascii="Times New Roman" w:hAnsi="Times New Roman"/>
           <w:color w:val="000000"/>
         </w:rPr>
@@ -196,6 +216,7 @@
       </w:r>
       <w:r>
         <w:rPr>
+          <w:rStyle w:val="DefaultParagraphFont"/>
           <w:rFonts w:ascii="Times New Roman" w:hAnsi="Times New Roman"/>
           <w:color w:val="000000"/>
         </w:rPr>
@@ -203,6 +224,7 @@
       </w:r>
       <w:r>
         <w:rPr>
+          <w:rStyle w:val="DefaultParagraphFont"/>
           <w:rFonts w:ascii="Times New Roman" w:hAnsi="Times New Roman"/>
           <w:color w:val="000000"/>
         </w:rPr>
@@ -210,6 +232,7 @@
       </w:r>
       <w:r>
         <w:rPr>
+          <w:rStyle w:val="DefaultParagraphFont"/>
           <w:rFonts w:ascii="Times New Roman" w:hAnsi="Times New Roman"/>
           <w:color w:val="000000"/>
         </w:rPr>
@@ -217,6 +240,7 @@
       </w:r>
       <w:r>
         <w:rPr>
+          <w:rStyle w:val="DefaultParagraphFont"/>
           <w:rFonts w:ascii="Times New Roman" w:hAnsi="Times New Roman"/>
           <w:color w:val="000000"/>
         </w:rPr>
@@ -224,13 +248,15 @@
       </w:r>
       <w:r>
         <w:rPr>
-          <w:rFonts w:ascii="Times New Roman" w:hAnsi="Times New Roman"/>
-          <w:color w:val="000000"/>
-        </w:rPr>
-        <w:t xml:space="preserve"> </w:t>
-      </w:r>
-      <w:r>
-        <w:rPr>
+          <w:rStyle w:val="DefaultParagraphFont"/>
+          <w:rFonts w:ascii="Times New Roman" w:hAnsi="Times New Roman"/>
+          <w:color w:val="000000"/>
+        </w:rPr>
+        <w:t xml:space="preserve"> </w:t>
+      </w:r>
+      <w:r>
+        <w:rPr>
+          <w:rStyle w:val="DefaultParagraphFont"/>
           <w:rFonts w:ascii="Times New Roman" w:hAnsi="Times New Roman"/>
           <w:color w:val="000000"/>
         </w:rPr>
@@ -238,13 +264,15 @@
       </w:r>
       <w:r>
         <w:rPr>
-          <w:rFonts w:ascii="Times New Roman" w:hAnsi="Times New Roman"/>
-          <w:color w:val="000000"/>
-        </w:rPr>
-        <w:t xml:space="preserve"> </w:t>
-      </w:r>
-      <w:r>
-        <w:rPr>
+          <w:rStyle w:val="DefaultParagraphFont"/>
+          <w:rFonts w:ascii="Times New Roman" w:hAnsi="Times New Roman"/>
+          <w:color w:val="000000"/>
+        </w:rPr>
+        <w:t xml:space="preserve"> </w:t>
+      </w:r>
+      <w:r>
+        <w:rPr>
+          <w:rStyle w:val="DefaultParagraphFont"/>
           <w:rFonts w:ascii="Times New Roman" w:hAnsi="Times New Roman"/>
           <w:color w:val="000000"/>
         </w:rPr>
@@ -252,13 +280,15 @@
       </w:r>
       <w:r>
         <w:rPr>
-          <w:rFonts w:ascii="Times New Roman" w:hAnsi="Times New Roman"/>
-          <w:color w:val="000000"/>
-        </w:rPr>
-        <w:t xml:space="preserve"> </w:t>
-      </w:r>
-      <w:r>
-        <w:rPr>
+          <w:rStyle w:val="DefaultParagraphFont"/>
+          <w:rFonts w:ascii="Times New Roman" w:hAnsi="Times New Roman"/>
+          <w:color w:val="000000"/>
+        </w:rPr>
+        <w:t xml:space="preserve"> </w:t>
+      </w:r>
+      <w:r>
+        <w:rPr>
+          <w:rStyle w:val="DefaultParagraphFont"/>
           <w:rFonts w:ascii="Times New Roman" w:hAnsi="Times New Roman"/>
           <w:color w:val="000000"/>
         </w:rPr>
@@ -266,6 +296,7 @@
       </w:r>
       <w:r>
         <w:rPr>
+          <w:rStyle w:val="DefaultParagraphFont"/>
           <w:rFonts w:ascii="Times New Roman" w:hAnsi="Times New Roman"/>
           <w:color w:val="000000"/>
         </w:rPr>
@@ -273,6 +304,7 @@
       </w:r>
       <w:r>
         <w:rPr>
+          <w:rStyle w:val="DefaultParagraphFont"/>
           <w:rFonts w:ascii="Times New Roman" w:hAnsi="Times New Roman"/>
           <w:color w:val="000000"/>
         </w:rPr>
@@ -282,12 +314,13 @@
     <w:p>
       <w:pPr>
         <w:pStyle w:val="Normal"/>
-        <w:spacing w:before="269" w:after="269"/>
+        <w:spacing w:before="274" w:after="274"/>
         <w:ind w:left="0"/>
         <w:jc w:val="left"/>
       </w:pPr>
       <w:r>
         <w:rPr>
+          <w:rStyle w:val="DefaultParagraphFont"/>
           <w:rFonts w:ascii="Times New Roman" w:hAnsi="Times New Roman"/>
           <w:color w:val="000000"/>
         </w:rPr>
@@ -295,13 +328,15 @@
       </w:r>
       <w:r>
         <w:rPr>
-          <w:rFonts w:ascii="Times New Roman" w:hAnsi="Times New Roman"/>
-          <w:color w:val="000000"/>
-        </w:rPr>
-        <w:t xml:space="preserve"> </w:t>
-      </w:r>
-      <w:r>
-        <w:rPr>
+          <w:rStyle w:val="DefaultParagraphFont"/>
+          <w:rFonts w:ascii="Times New Roman" w:hAnsi="Times New Roman"/>
+          <w:color w:val="000000"/>
+        </w:rPr>
+        <w:t xml:space="preserve"> </w:t>
+      </w:r>
+      <w:r>
+        <w:rPr>
+          <w:rStyle w:val="DefaultParagraphFont"/>
           <w:rFonts w:ascii="Times New Roman" w:hAnsi="Times New Roman"/>
           <w:color w:val="000000"/>
         </w:rPr>
@@ -309,13 +344,15 @@
       </w:r>
       <w:r>
         <w:rPr>
-          <w:rFonts w:ascii="Times New Roman" w:hAnsi="Times New Roman"/>
-          <w:color w:val="000000"/>
-        </w:rPr>
-        <w:t xml:space="preserve"> </w:t>
-      </w:r>
-      <w:r>
-        <w:rPr>
+          <w:rStyle w:val="DefaultParagraphFont"/>
+          <w:rFonts w:ascii="Times New Roman" w:hAnsi="Times New Roman"/>
+          <w:color w:val="000000"/>
+        </w:rPr>
+        <w:t xml:space="preserve"> </w:t>
+      </w:r>
+      <w:r>
+        <w:rPr>
+          <w:rStyle w:val="DefaultParagraphFont"/>
           <w:rFonts w:ascii="Times New Roman" w:hAnsi="Times New Roman"/>
           <w:color w:val="000000"/>
         </w:rPr>
@@ -323,13 +360,15 @@
       </w:r>
       <w:r>
         <w:rPr>
-          <w:rFonts w:ascii="Times New Roman" w:hAnsi="Times New Roman"/>
-          <w:color w:val="000000"/>
-        </w:rPr>
-        <w:t xml:space="preserve"> </w:t>
-      </w:r>
-      <w:r>
-        <w:rPr>
+          <w:rStyle w:val="DefaultParagraphFont"/>
+          <w:rFonts w:ascii="Times New Roman" w:hAnsi="Times New Roman"/>
+          <w:color w:val="000000"/>
+        </w:rPr>
+        <w:t xml:space="preserve"> </w:t>
+      </w:r>
+      <w:r>
+        <w:rPr>
+          <w:rStyle w:val="DefaultParagraphFont"/>
           <w:rFonts w:ascii="Times New Roman" w:hAnsi="Times New Roman"/>
           <w:color w:val="000000"/>
         </w:rPr>
@@ -337,13 +376,15 @@
       </w:r>
       <w:r>
         <w:rPr>
-          <w:rFonts w:ascii="Times New Roman" w:hAnsi="Times New Roman"/>
-          <w:color w:val="000000"/>
-        </w:rPr>
-        <w:t xml:space="preserve"> </w:t>
-      </w:r>
-      <w:r>
-        <w:rPr>
+          <w:rStyle w:val="DefaultParagraphFont"/>
+          <w:rFonts w:ascii="Times New Roman" w:hAnsi="Times New Roman"/>
+          <w:color w:val="000000"/>
+        </w:rPr>
+        <w:t xml:space="preserve"> </w:t>
+      </w:r>
+      <w:r>
+        <w:rPr>
+          <w:rStyle w:val="DefaultParagraphFont"/>
           <w:rFonts w:ascii="Times New Roman" w:hAnsi="Times New Roman"/>
           <w:color w:val="000000"/>
         </w:rPr>
@@ -351,6 +392,7 @@
       </w:r>
       <w:r>
         <w:rPr>
+          <w:rStyle w:val="DefaultParagraphFont"/>
           <w:rFonts w:ascii="Times New Roman" w:hAnsi="Times New Roman"/>
           <w:color w:val="000000"/>
         </w:rPr>
@@ -367,6 +409,7 @@
       </w:r>
       <w:r>
         <w:rPr>
+          <w:rStyle w:val="DefaultParagraphFont"/>
           <w:rFonts w:ascii="Times New Roman" w:hAnsi="Times New Roman"/>
           <w:color w:val="000000"/>
         </w:rPr>
@@ -374,13 +417,15 @@
       </w:r>
       <w:r>
         <w:rPr>
-          <w:rFonts w:ascii="Times New Roman" w:hAnsi="Times New Roman"/>
-          <w:color w:val="000000"/>
-        </w:rPr>
-        <w:t xml:space="preserve"> </w:t>
-      </w:r>
-      <w:r>
-        <w:rPr>
+          <w:rStyle w:val="DefaultParagraphFont"/>
+          <w:rFonts w:ascii="Times New Roman" w:hAnsi="Times New Roman"/>
+          <w:color w:val="000000"/>
+        </w:rPr>
+        <w:t xml:space="preserve"> </w:t>
+      </w:r>
+      <w:r>
+        <w:rPr>
+          <w:rStyle w:val="DefaultParagraphFont"/>
           <w:rFonts w:ascii="Times New Roman" w:hAnsi="Times New Roman"/>
           <w:color w:val="000000"/>
         </w:rPr>
@@ -388,6 +433,7 @@
       </w:r>
       <w:r>
         <w:rPr>
+          <w:rStyle w:val="DefaultParagraphFont"/>
           <w:rFonts w:ascii="Times New Roman" w:hAnsi="Times New Roman"/>
           <w:color w:val="000000"/>
         </w:rPr>
@@ -422,6 +468,7 @@
       </w:r>
       <w:r>
         <w:rPr>
+          <w:rStyle w:val="DefaultParagraphFont"/>
           <w:rFonts w:ascii="Times New Roman" w:hAnsi="Times New Roman"/>
           <w:color w:val="000000"/>
         </w:rPr>
@@ -429,6 +476,7 @@
       </w:r>
       <w:r>
         <w:rPr>
+          <w:rStyle w:val="DefaultParagraphFont"/>
           <w:rFonts w:ascii="Times New Roman" w:hAnsi="Times New Roman"/>
           <w:color w:val="000000"/>
         </w:rPr>
@@ -436,6 +484,7 @@
       </w:r>
       <w:r>
         <w:rPr>
+          <w:rStyle w:val="DefaultParagraphFont"/>
           <w:rFonts w:ascii="Times New Roman" w:hAnsi="Times New Roman"/>
           <w:color w:val="000000"/>
         </w:rPr>
@@ -470,6 +519,7 @@
       </w:r>
       <w:r>
         <w:rPr>
+          <w:rStyle w:val="DefaultParagraphFont"/>
           <w:rFonts w:ascii="Times New Roman" w:hAnsi="Times New Roman"/>
           <w:color w:val="000000"/>
         </w:rPr>
@@ -477,6 +527,7 @@
       </w:r>
       <w:r>
         <w:rPr>
+          <w:rStyle w:val="DefaultParagraphFont"/>
           <w:rFonts w:ascii="Times New Roman" w:hAnsi="Times New Roman"/>
           <w:color w:val="000000"/>
         </w:rPr>
@@ -484,10 +535,51 @@
       </w:r>
       <w:r>
         <w:rPr>
-          <w:rFonts w:ascii="Times New Roman" w:hAnsi="Times New Roman"/>
-          <w:color w:val="000000"/>
-        </w:rPr>
-        <w:t xml:space="preserve"> </w:t>
+          <w:rStyle w:val="DefaultParagraphFont"/>
+          <w:rFonts w:ascii="Times New Roman" w:hAnsi="Times New Roman"/>
+          <w:color w:val="000000"/>
+        </w:rPr>
+        <w:t xml:space="preserve"> </w:t>
+      </w:r>
+      <w:r>
+        <w:rPr>
+          <w:rStyle w:val="DefaultParagraphFont"/>
+          <w:rFonts w:ascii="Times New Roman" w:hAnsi="Times New Roman"/>
+          <w:color w:val="000000"/>
+        </w:rPr>
+        <w:t xml:space="preserve">, </w:t>
+      </w:r>
+      <w:r>
+        <w:rPr>
+          <w:rStyle w:val="DefaultParagraphFont"/>
+          <w:rFonts w:ascii="Times New Roman" w:hAnsi="Times New Roman"/>
+          <w:color w:val="000000"/>
+        </w:rPr>
+        <w:t>valabil</w:t>
+      </w:r>
+      <w:r>
+        <w:rPr>
+          <w:rStyle w:val="DefaultParagraphFont"/>
+          <w:rFonts w:ascii="Times New Roman" w:hAnsi="Times New Roman"/>
+          <w:color w:val="000000"/>
+        </w:rPr>
+        <w:t xml:space="preserve">  {{ issue_authority }} </w:t>
+      </w:r>
+      <w:r>
+        <w:rPr>
+          <w:rStyle w:val="DefaultParagraphFont"/>
+          <w:rFonts w:ascii="Times New Roman" w:hAnsi="Times New Roman"/>
+          <w:color w:val="000000"/>
+        </w:rPr>
+        <w:t>pana</w:t>
+      </w:r>
+      <w:r>
+        <w:rPr>
+          <w:rStyle w:val="DefaultParagraphFont"/>
+          <w:rFonts w:ascii="Times New Roman" w:hAnsi="Times New Roman"/>
+          <w:color w:val="000000"/>
+        </w:rPr>
+        <w:t xml:space="preserve">  </w:t>
       </w:r>
       <w:r>
         <w:rPr>
@@ -496,7 +588,7 @@
           <w:b/>
           <w:color w:val="000000"/>
         </w:rPr>
-        <w:t xml:space="preserve">{{ </w:t>
+        <w:t xml:space="preserve"> {{ </w:t>
       </w:r>
       <w:r>
         <w:rPr>
@@ -505,7 +597,7 @@
           <w:b/>
           <w:color w:val="000000"/>
         </w:rPr>
-        <w:t>issue_place</w:t>
+        <w:t>personal_number</w:t>
       </w:r>
       <w:r>
         <w:rPr>
@@ -514,10 +606,131 @@
           <w:b/>
           <w:color w:val="000000"/>
         </w:rPr>
-        <w:t xml:space="preserve"> }}</w:t>
-      </w:r>
-      <w:r>
-        <w:rPr>
+        <w:t xml:space="preserve"> }}.</w:t>
+      </w:r>
+      <w:r>
+        <w:rPr>
+          <w:rStyle w:val="DefaultParagraphFont"/>
+          <w:rFonts w:ascii="Times New Roman" w:hAnsi="Times New Roman"/>
+          <w:color w:val="000000"/>
+        </w:rPr>
+        <w:t>Prezenta</w:t>
+      </w:r>
+      <w:r>
+        <w:rPr>
+          <w:rStyle w:val="DefaultParagraphFont"/>
+          <w:rFonts w:ascii="Times New Roman" w:hAnsi="Times New Roman"/>
+          <w:color w:val="000000"/>
+        </w:rPr>
+        <w:t xml:space="preserve"> </w:t>
+      </w:r>
+      <w:r>
+        <w:rPr>
+          <w:rStyle w:val="DefaultParagraphFont"/>
+          <w:rFonts w:ascii="Times New Roman" w:hAnsi="Times New Roman"/>
+          <w:color w:val="000000"/>
+        </w:rPr>
+        <w:t>cerere</w:t>
+      </w:r>
+      <w:r>
+        <w:rPr>
+          <w:rStyle w:val="DefaultParagraphFont"/>
+          <w:rFonts w:ascii="Times New Roman" w:hAnsi="Times New Roman"/>
+          <w:color w:val="000000"/>
+        </w:rPr>
+        <w:t xml:space="preserve"> </w:t>
+      </w:r>
+      <w:r>
+        <w:rPr>
+          <w:rStyle w:val="DefaultParagraphFont"/>
+          <w:rFonts w:ascii="Times New Roman" w:hAnsi="Times New Roman"/>
+          <w:color w:val="000000"/>
+        </w:rPr>
+        <w:t>este</w:t>
+      </w:r>
+      <w:r>
+        <w:rPr>
+          <w:rStyle w:val="DefaultParagraphFont"/>
+          <w:rFonts w:ascii="Times New Roman" w:hAnsi="Times New Roman"/>
+          <w:color w:val="000000"/>
+        </w:rPr>
+        <w:t xml:space="preserve"> </w:t>
+      </w:r>
+      <w:r>
+        <w:rPr>
+          <w:rStyle w:val="DefaultParagraphFont"/>
+          <w:rFonts w:ascii="Times New Roman" w:hAnsi="Times New Roman"/>
+          <w:color w:val="000000"/>
+        </w:rPr>
+        <w:t>formulata</w:t>
+      </w:r>
+      <w:r>
+        <w:rPr>
+          <w:rStyle w:val="DefaultParagraphFont"/>
+          <w:rFonts w:ascii="Times New Roman" w:hAnsi="Times New Roman"/>
+          <w:color w:val="000000"/>
+        </w:rPr>
+        <w:t xml:space="preserve"> </w:t>
+      </w:r>
+      <w:r>
+        <w:rPr>
+          <w:rStyle w:val="DefaultParagraphFont"/>
+          <w:rFonts w:ascii="Times New Roman" w:hAnsi="Times New Roman"/>
+          <w:color w:val="000000"/>
+        </w:rPr>
+        <w:t>în</w:t>
+      </w:r>
+      <w:r>
+        <w:rPr>
+          <w:rStyle w:val="DefaultParagraphFont"/>
+          <w:rFonts w:ascii="Times New Roman" w:hAnsi="Times New Roman"/>
+          <w:color w:val="000000"/>
+        </w:rPr>
+        <w:t xml:space="preserve"> </w:t>
+      </w:r>
+      <w:r>
+        <w:rPr>
+          <w:rStyle w:val="DefaultParagraphFont"/>
+          <w:rFonts w:ascii="Times New Roman" w:hAnsi="Times New Roman"/>
+          <w:color w:val="000000"/>
+        </w:rPr>
+        <w:t>baza</w:t>
+      </w:r>
+      <w:r>
+        <w:rPr>
+          <w:rStyle w:val="DefaultParagraphFont"/>
+          <w:rFonts w:ascii="Times New Roman" w:hAnsi="Times New Roman"/>
+          <w:color w:val="000000"/>
+        </w:rPr>
+        <w:t xml:space="preserve"> </w:t>
+      </w:r>
+      <w:r>
+        <w:rPr>
+          <w:rStyle w:val="DefaultParagraphFont"/>
+          <w:rFonts w:ascii="Times New Roman" w:hAnsi="Times New Roman"/>
+          <w:color w:val="000000"/>
+        </w:rPr>
+        <w:t>acestor</w:t>
+      </w:r>
+      <w:r>
+        <w:rPr>
+          <w:rStyle w:val="DefaultParagraphFont"/>
+          <w:rFonts w:ascii="Times New Roman" w:hAnsi="Times New Roman"/>
+          <w:color w:val="000000"/>
+        </w:rPr>
+        <w:t xml:space="preserve"> date de </w:t>
+      </w:r>
+      <w:r>
+        <w:rPr>
+          <w:rStyle w:val="DefaultParagraphFont"/>
+          <w:rFonts w:ascii="Times New Roman" w:hAnsi="Times New Roman"/>
+          <w:color w:val="000000"/>
+        </w:rPr>
+        <w:t>identificare</w:t>
+      </w:r>
+      <w:r>
+        <w:rPr>
+          <w:rStyle w:val="DefaultParagraphFont"/>
           <w:rFonts w:ascii="Times New Roman" w:hAnsi="Times New Roman"/>
           <w:color w:val="000000"/>
         </w:rPr>
@@ -525,173 +738,7 @@
       </w:r>
       <w:r>
         <w:rPr>
-          <w:rFonts w:ascii="Times New Roman" w:hAnsi="Times New Roman"/>
-          <w:color w:val="000000"/>
-        </w:rPr>
-        <w:t>valabil</w:t>
-      </w:r>
-      <w:r>
-        <w:rPr>
-          <w:rFonts w:ascii="Times New Roman" w:hAnsi="Times New Roman"/>
-          <w:color w:val="000000"/>
-        </w:rPr>
-        <w:t xml:space="preserve"> </w:t>
-      </w:r>
-      <w:r>
-        <w:rPr>
-          <w:rFonts w:ascii="Times New Roman" w:hAnsi="Times New Roman"/>
-          <w:color w:val="000000"/>
-        </w:rPr>
-        <w:t>pana</w:t>
-      </w:r>
-      <w:r>
-        <w:rPr>
-          <w:rFonts w:ascii="Times New Roman" w:hAnsi="Times New Roman"/>
-          <w:color w:val="000000"/>
-        </w:rPr>
-        <w:t xml:space="preserve">  </w:t>
-      </w:r>
-      <w:r>
-        <w:rPr>
-          <w:rStyle w:val="DefaultParagraphFont"/>
-          <w:rFonts w:ascii="Times New Roman" w:hAnsi="Times New Roman"/>
-          <w:b/>
-          <w:color w:val="000000"/>
-        </w:rPr>
-        <w:t xml:space="preserve"> {{ </w:t>
-      </w:r>
-      <w:r>
-        <w:rPr>
-          <w:rStyle w:val="DefaultParagraphFont"/>
-          <w:rFonts w:ascii="Times New Roman" w:hAnsi="Times New Roman"/>
-          <w:b/>
-          <w:color w:val="000000"/>
-        </w:rPr>
-        <w:t>personal_number</w:t>
-      </w:r>
-      <w:r>
-        <w:rPr>
-          <w:rStyle w:val="DefaultParagraphFont"/>
-          <w:rFonts w:ascii="Times New Roman" w:hAnsi="Times New Roman"/>
-          <w:b/>
-          <w:color w:val="000000"/>
-        </w:rPr>
-        <w:t xml:space="preserve"> }}.</w:t>
-      </w:r>
-      <w:r>
-        <w:rPr>
-          <w:rFonts w:ascii="Times New Roman" w:hAnsi="Times New Roman"/>
-          <w:color w:val="000000"/>
-        </w:rPr>
-        <w:t>Prezenta</w:t>
-      </w:r>
-      <w:r>
-        <w:rPr>
-          <w:rFonts w:ascii="Times New Roman" w:hAnsi="Times New Roman"/>
-          <w:color w:val="000000"/>
-        </w:rPr>
-        <w:t xml:space="preserve"> </w:t>
-      </w:r>
-      <w:r>
-        <w:rPr>
-          <w:rFonts w:ascii="Times New Roman" w:hAnsi="Times New Roman"/>
-          <w:color w:val="000000"/>
-        </w:rPr>
-        <w:t>cerere</w:t>
-      </w:r>
-      <w:r>
-        <w:rPr>
-          <w:rFonts w:ascii="Times New Roman" w:hAnsi="Times New Roman"/>
-          <w:color w:val="000000"/>
-        </w:rPr>
-        <w:t xml:space="preserve"> </w:t>
-      </w:r>
-      <w:r>
-        <w:rPr>
-          <w:rFonts w:ascii="Times New Roman" w:hAnsi="Times New Roman"/>
-          <w:color w:val="000000"/>
-        </w:rPr>
-        <w:t>este</w:t>
-      </w:r>
-      <w:r>
-        <w:rPr>
-          <w:rFonts w:ascii="Times New Roman" w:hAnsi="Times New Roman"/>
-          <w:color w:val="000000"/>
-        </w:rPr>
-        <w:t xml:space="preserve"> </w:t>
-      </w:r>
-      <w:r>
-        <w:rPr>
-          <w:rFonts w:ascii="Times New Roman" w:hAnsi="Times New Roman"/>
-          <w:color w:val="000000"/>
-        </w:rPr>
-        <w:t>formulata</w:t>
-      </w:r>
-      <w:r>
-        <w:rPr>
-          <w:rFonts w:ascii="Times New Roman" w:hAnsi="Times New Roman"/>
-          <w:color w:val="000000"/>
-        </w:rPr>
-        <w:t xml:space="preserve"> </w:t>
-      </w:r>
-      <w:r>
-        <w:rPr>
-          <w:rFonts w:ascii="Times New Roman" w:hAnsi="Times New Roman"/>
-          <w:color w:val="000000"/>
-        </w:rPr>
-        <w:t>în</w:t>
-      </w:r>
-      <w:r>
-        <w:rPr>
-          <w:rFonts w:ascii="Times New Roman" w:hAnsi="Times New Roman"/>
-          <w:color w:val="000000"/>
-        </w:rPr>
-        <w:t xml:space="preserve"> </w:t>
-      </w:r>
-      <w:r>
-        <w:rPr>
-          <w:rFonts w:ascii="Times New Roman" w:hAnsi="Times New Roman"/>
-          <w:color w:val="000000"/>
-        </w:rPr>
-        <w:t>baza</w:t>
-      </w:r>
-      <w:r>
-        <w:rPr>
-          <w:rFonts w:ascii="Times New Roman" w:hAnsi="Times New Roman"/>
-          <w:color w:val="000000"/>
-        </w:rPr>
-        <w:t xml:space="preserve"> </w:t>
-      </w:r>
-      <w:r>
-        <w:rPr>
-          <w:rFonts w:ascii="Times New Roman" w:hAnsi="Times New Roman"/>
-          <w:color w:val="000000"/>
-        </w:rPr>
-        <w:t>acestor</w:t>
-      </w:r>
-      <w:r>
-        <w:rPr>
-          <w:rFonts w:ascii="Times New Roman" w:hAnsi="Times New Roman"/>
-          <w:color w:val="000000"/>
-        </w:rPr>
-        <w:t xml:space="preserve"> date de </w:t>
-      </w:r>
-      <w:r>
-        <w:rPr>
-          <w:rFonts w:ascii="Times New Roman" w:hAnsi="Times New Roman"/>
-          <w:color w:val="000000"/>
-        </w:rPr>
-        <w:t>identificare</w:t>
-      </w:r>
-      <w:r>
-        <w:rPr>
-          <w:rFonts w:ascii="Times New Roman" w:hAnsi="Times New Roman"/>
-          <w:color w:val="000000"/>
-        </w:rPr>
-        <w:t xml:space="preserve">, </w:t>
-      </w:r>
-      <w:r>
-        <w:rPr>
+          <w:rStyle w:val="DefaultParagraphFont"/>
           <w:rFonts w:ascii="Times New Roman" w:hAnsi="Times New Roman"/>
           <w:color w:val="000000"/>
         </w:rPr>
@@ -699,6 +746,7 @@
       </w:r>
       <w:r>
         <w:rPr>
+          <w:rStyle w:val="DefaultParagraphFont"/>
           <w:rFonts w:ascii="Times New Roman" w:hAnsi="Times New Roman"/>
           <w:color w:val="000000"/>
         </w:rPr>
@@ -706,6 +754,7 @@
       </w:r>
       <w:r>
         <w:rPr>
+          <w:rStyle w:val="DefaultParagraphFont"/>
           <w:rFonts w:ascii="Times New Roman" w:hAnsi="Times New Roman"/>
           <w:color w:val="000000"/>
         </w:rPr>
@@ -713,13 +762,15 @@
       </w:r>
       <w:r>
         <w:rPr>
-          <w:rFonts w:ascii="Times New Roman" w:hAnsi="Times New Roman"/>
-          <w:color w:val="000000"/>
-        </w:rPr>
-        <w:t xml:space="preserve"> </w:t>
-      </w:r>
-      <w:r>
-        <w:rPr>
+          <w:rStyle w:val="DefaultParagraphFont"/>
+          <w:rFonts w:ascii="Times New Roman" w:hAnsi="Times New Roman"/>
+          <w:color w:val="000000"/>
+        </w:rPr>
+        <w:t xml:space="preserve"> </w:t>
+      </w:r>
+      <w:r>
+        <w:rPr>
+          <w:rStyle w:val="DefaultParagraphFont"/>
           <w:rFonts w:ascii="Times New Roman" w:hAnsi="Times New Roman"/>
           <w:color w:val="000000"/>
         </w:rPr>
@@ -727,13 +778,15 @@
       </w:r>
       <w:r>
         <w:rPr>
-          <w:rFonts w:ascii="Times New Roman" w:hAnsi="Times New Roman"/>
-          <w:color w:val="000000"/>
-        </w:rPr>
-        <w:t xml:space="preserve"> </w:t>
-      </w:r>
-      <w:r>
-        <w:rPr>
+          <w:rStyle w:val="DefaultParagraphFont"/>
+          <w:rFonts w:ascii="Times New Roman" w:hAnsi="Times New Roman"/>
+          <w:color w:val="000000"/>
+        </w:rPr>
+        <w:t xml:space="preserve"> </w:t>
+      </w:r>
+      <w:r>
+        <w:rPr>
+          <w:rStyle w:val="DefaultParagraphFont"/>
           <w:rFonts w:ascii="Times New Roman" w:hAnsi="Times New Roman"/>
           <w:color w:val="000000"/>
         </w:rPr>
@@ -743,12 +796,13 @@
     <w:p>
       <w:pPr>
         <w:pStyle w:val="Normal"/>
-        <w:spacing w:before="269" w:after="269"/>
+        <w:spacing w:before="274" w:after="274"/>
         <w:ind w:left="0"/>
         <w:jc w:val="left"/>
       </w:pPr>
       <w:r>
         <w:rPr>
+          <w:rStyle w:val="DefaultParagraphFont"/>
           <w:rFonts w:ascii="Times New Roman" w:hAnsi="Times New Roman"/>
           <w:color w:val="000000"/>
         </w:rPr>
@@ -756,6 +810,7 @@
       </w:r>
       <w:r>
         <w:rPr>
+          <w:rStyle w:val="DefaultParagraphFont"/>
           <w:rFonts w:ascii="Times New Roman" w:hAnsi="Times New Roman"/>
           <w:color w:val="000000"/>
         </w:rPr>
@@ -763,6 +818,7 @@
       </w:r>
       <w:r>
         <w:rPr>
+          <w:rStyle w:val="DefaultParagraphFont"/>
           <w:rFonts w:ascii="Times New Roman" w:hAnsi="Times New Roman"/>
           <w:color w:val="000000"/>
         </w:rPr>
@@ -770,13 +826,15 @@
       </w:r>
       <w:r>
         <w:rPr>
-          <w:rFonts w:ascii="Times New Roman" w:hAnsi="Times New Roman"/>
-          <w:color w:val="000000"/>
-        </w:rPr>
-        <w:t xml:space="preserve"> </w:t>
-      </w:r>
-      <w:r>
-        <w:rPr>
+          <w:rStyle w:val="DefaultParagraphFont"/>
+          <w:rFonts w:ascii="Times New Roman" w:hAnsi="Times New Roman"/>
+          <w:color w:val="000000"/>
+        </w:rPr>
+        <w:t xml:space="preserve"> </w:t>
+      </w:r>
+      <w:r>
+        <w:rPr>
+          <w:rStyle w:val="DefaultParagraphFont"/>
           <w:rFonts w:ascii="Times New Roman" w:hAnsi="Times New Roman"/>
           <w:color w:val="000000"/>
         </w:rPr>
@@ -784,13 +842,15 @@
       </w:r>
       <w:r>
         <w:rPr>
-          <w:rFonts w:ascii="Times New Roman" w:hAnsi="Times New Roman"/>
-          <w:color w:val="000000"/>
-        </w:rPr>
-        <w:t xml:space="preserve"> </w:t>
-      </w:r>
-      <w:r>
-        <w:rPr>
+          <w:rStyle w:val="DefaultParagraphFont"/>
+          <w:rFonts w:ascii="Times New Roman" w:hAnsi="Times New Roman"/>
+          <w:color w:val="000000"/>
+        </w:rPr>
+        <w:t xml:space="preserve"> </w:t>
+      </w:r>
+      <w:r>
+        <w:rPr>
+          <w:rStyle w:val="DefaultParagraphFont"/>
           <w:rFonts w:ascii="Times New Roman" w:hAnsi="Times New Roman"/>
           <w:color w:val="000000"/>
         </w:rPr>
@@ -798,13 +858,15 @@
       </w:r>
       <w:r>
         <w:rPr>
-          <w:rFonts w:ascii="Times New Roman" w:hAnsi="Times New Roman"/>
-          <w:color w:val="000000"/>
-        </w:rPr>
-        <w:t xml:space="preserve"> </w:t>
-      </w:r>
-      <w:r>
-        <w:rPr>
+          <w:rStyle w:val="DefaultParagraphFont"/>
+          <w:rFonts w:ascii="Times New Roman" w:hAnsi="Times New Roman"/>
+          <w:color w:val="000000"/>
+        </w:rPr>
+        <w:t xml:space="preserve"> </w:t>
+      </w:r>
+      <w:r>
+        <w:rPr>
+          <w:rStyle w:val="DefaultParagraphFont"/>
           <w:rFonts w:ascii="Times New Roman" w:hAnsi="Times New Roman"/>
           <w:color w:val="000000"/>
         </w:rPr>
@@ -812,13 +874,15 @@
       </w:r>
       <w:r>
         <w:rPr>
-          <w:rFonts w:ascii="Times New Roman" w:hAnsi="Times New Roman"/>
-          <w:color w:val="000000"/>
-        </w:rPr>
-        <w:t xml:space="preserve"> </w:t>
-      </w:r>
-      <w:r>
-        <w:rPr>
+          <w:rStyle w:val="DefaultParagraphFont"/>
+          <w:rFonts w:ascii="Times New Roman" w:hAnsi="Times New Roman"/>
+          <w:color w:val="000000"/>
+        </w:rPr>
+        <w:t xml:space="preserve"> </w:t>
+      </w:r>
+      <w:r>
+        <w:rPr>
+          <w:rStyle w:val="DefaultParagraphFont"/>
           <w:rFonts w:ascii="Times New Roman" w:hAnsi="Times New Roman"/>
           <w:color w:val="000000"/>
         </w:rPr>
@@ -826,13 +890,15 @@
       </w:r>
       <w:r>
         <w:rPr>
-          <w:rFonts w:ascii="Times New Roman" w:hAnsi="Times New Roman"/>
-          <w:color w:val="000000"/>
-        </w:rPr>
-        <w:t xml:space="preserve"> </w:t>
-      </w:r>
-      <w:r>
-        <w:rPr>
+          <w:rStyle w:val="DefaultParagraphFont"/>
+          <w:rFonts w:ascii="Times New Roman" w:hAnsi="Times New Roman"/>
+          <w:color w:val="000000"/>
+        </w:rPr>
+        <w:t xml:space="preserve"> </w:t>
+      </w:r>
+      <w:r>
+        <w:rPr>
+          <w:rStyle w:val="DefaultParagraphFont"/>
           <w:rFonts w:ascii="Times New Roman" w:hAnsi="Times New Roman"/>
           <w:color w:val="000000"/>
         </w:rPr>
@@ -840,13 +906,15 @@
       </w:r>
       <w:r>
         <w:rPr>
-          <w:rFonts w:ascii="Times New Roman" w:hAnsi="Times New Roman"/>
-          <w:color w:val="000000"/>
-        </w:rPr>
-        <w:t xml:space="preserve"> </w:t>
-      </w:r>
-      <w:r>
-        <w:rPr>
+          <w:rStyle w:val="DefaultParagraphFont"/>
+          <w:rFonts w:ascii="Times New Roman" w:hAnsi="Times New Roman"/>
+          <w:color w:val="000000"/>
+        </w:rPr>
+        <w:t xml:space="preserve"> </w:t>
+      </w:r>
+      <w:r>
+        <w:rPr>
+          <w:rStyle w:val="DefaultParagraphFont"/>
           <w:rFonts w:ascii="Times New Roman" w:hAnsi="Times New Roman"/>
           <w:color w:val="000000"/>
         </w:rPr>
@@ -854,13 +922,15 @@
       </w:r>
       <w:r>
         <w:rPr>
-          <w:rFonts w:ascii="Times New Roman" w:hAnsi="Times New Roman"/>
-          <w:color w:val="000000"/>
-        </w:rPr>
-        <w:t xml:space="preserve"> </w:t>
-      </w:r>
-      <w:r>
-        <w:rPr>
+          <w:rStyle w:val="DefaultParagraphFont"/>
+          <w:rFonts w:ascii="Times New Roman" w:hAnsi="Times New Roman"/>
+          <w:color w:val="000000"/>
+        </w:rPr>
+        <w:t xml:space="preserve"> </w:t>
+      </w:r>
+      <w:r>
+        <w:rPr>
+          <w:rStyle w:val="DefaultParagraphFont"/>
           <w:rFonts w:ascii="Times New Roman" w:hAnsi="Times New Roman"/>
           <w:color w:val="000000"/>
         </w:rPr>
@@ -868,13 +938,15 @@
       </w:r>
       <w:r>
         <w:rPr>
-          <w:rFonts w:ascii="Times New Roman" w:hAnsi="Times New Roman"/>
-          <w:color w:val="000000"/>
-        </w:rPr>
-        <w:t xml:space="preserve"> </w:t>
-      </w:r>
-      <w:r>
-        <w:rPr>
+          <w:rStyle w:val="DefaultParagraphFont"/>
+          <w:rFonts w:ascii="Times New Roman" w:hAnsi="Times New Roman"/>
+          <w:color w:val="000000"/>
+        </w:rPr>
+        <w:t xml:space="preserve"> </w:t>
+      </w:r>
+      <w:r>
+        <w:rPr>
+          <w:rStyle w:val="DefaultParagraphFont"/>
           <w:rFonts w:ascii="Times New Roman" w:hAnsi="Times New Roman"/>
           <w:color w:val="000000"/>
         </w:rPr>
@@ -882,13 +954,15 @@
       </w:r>
       <w:r>
         <w:rPr>
-          <w:rFonts w:ascii="Times New Roman" w:hAnsi="Times New Roman"/>
-          <w:color w:val="000000"/>
-        </w:rPr>
-        <w:t xml:space="preserve"> </w:t>
-      </w:r>
-      <w:r>
-        <w:rPr>
+          <w:rStyle w:val="DefaultParagraphFont"/>
+          <w:rFonts w:ascii="Times New Roman" w:hAnsi="Times New Roman"/>
+          <w:color w:val="000000"/>
+        </w:rPr>
+        <w:t xml:space="preserve"> </w:t>
+      </w:r>
+      <w:r>
+        <w:rPr>
+          <w:rStyle w:val="DefaultParagraphFont"/>
           <w:rFonts w:ascii="Times New Roman" w:hAnsi="Times New Roman"/>
           <w:color w:val="000000"/>
         </w:rPr>
@@ -896,13 +970,15 @@
       </w:r>
       <w:r>
         <w:rPr>
-          <w:rFonts w:ascii="Times New Roman" w:hAnsi="Times New Roman"/>
-          <w:color w:val="000000"/>
-        </w:rPr>
-        <w:t xml:space="preserve"> </w:t>
-      </w:r>
-      <w:r>
-        <w:rPr>
+          <w:rStyle w:val="DefaultParagraphFont"/>
+          <w:rFonts w:ascii="Times New Roman" w:hAnsi="Times New Roman"/>
+          <w:color w:val="000000"/>
+        </w:rPr>
+        <w:t xml:space="preserve"> </w:t>
+      </w:r>
+      <w:r>
+        <w:rPr>
+          <w:rStyle w:val="DefaultParagraphFont"/>
           <w:rFonts w:ascii="Times New Roman" w:hAnsi="Times New Roman"/>
           <w:color w:val="000000"/>
         </w:rPr>
@@ -910,13 +986,15 @@
       </w:r>
       <w:r>
         <w:rPr>
-          <w:rFonts w:ascii="Times New Roman" w:hAnsi="Times New Roman"/>
-          <w:color w:val="000000"/>
-        </w:rPr>
-        <w:t xml:space="preserve"> </w:t>
-      </w:r>
-      <w:r>
-        <w:rPr>
+          <w:rStyle w:val="DefaultParagraphFont"/>
+          <w:rFonts w:ascii="Times New Roman" w:hAnsi="Times New Roman"/>
+          <w:color w:val="000000"/>
+        </w:rPr>
+        <w:t xml:space="preserve"> </w:t>
+      </w:r>
+      <w:r>
+        <w:rPr>
+          <w:rStyle w:val="DefaultParagraphFont"/>
           <w:rFonts w:ascii="Times New Roman" w:hAnsi="Times New Roman"/>
           <w:color w:val="000000"/>
         </w:rPr>
@@ -924,13 +1002,15 @@
       </w:r>
       <w:r>
         <w:rPr>
-          <w:rFonts w:ascii="Times New Roman" w:hAnsi="Times New Roman"/>
-          <w:color w:val="000000"/>
-        </w:rPr>
-        <w:t xml:space="preserve"> </w:t>
-      </w:r>
-      <w:r>
-        <w:rPr>
+          <w:rStyle w:val="DefaultParagraphFont"/>
+          <w:rFonts w:ascii="Times New Roman" w:hAnsi="Times New Roman"/>
+          <w:color w:val="000000"/>
+        </w:rPr>
+        <w:t xml:space="preserve"> </w:t>
+      </w:r>
+      <w:r>
+        <w:rPr>
+          <w:rStyle w:val="DefaultParagraphFont"/>
           <w:rFonts w:ascii="Times New Roman" w:hAnsi="Times New Roman"/>
           <w:color w:val="000000"/>
         </w:rPr>
@@ -938,13 +1018,15 @@
       </w:r>
       <w:r>
         <w:rPr>
-          <w:rFonts w:ascii="Times New Roman" w:hAnsi="Times New Roman"/>
-          <w:color w:val="000000"/>
-        </w:rPr>
-        <w:t xml:space="preserve"> </w:t>
-      </w:r>
-      <w:r>
-        <w:rPr>
+          <w:rStyle w:val="DefaultParagraphFont"/>
+          <w:rFonts w:ascii="Times New Roman" w:hAnsi="Times New Roman"/>
+          <w:color w:val="000000"/>
+        </w:rPr>
+        <w:t xml:space="preserve"> </w:t>
+      </w:r>
+      <w:r>
+        <w:rPr>
+          <w:rStyle w:val="DefaultParagraphFont"/>
           <w:rFonts w:ascii="Times New Roman" w:hAnsi="Times New Roman"/>
           <w:color w:val="000000"/>
         </w:rPr>
@@ -952,13 +1034,15 @@
       </w:r>
       <w:r>
         <w:rPr>
-          <w:rFonts w:ascii="Times New Roman" w:hAnsi="Times New Roman"/>
-          <w:color w:val="000000"/>
-        </w:rPr>
-        <w:t xml:space="preserve"> </w:t>
-      </w:r>
-      <w:r>
-        <w:rPr>
+          <w:rStyle w:val="DefaultParagraphFont"/>
+          <w:rFonts w:ascii="Times New Roman" w:hAnsi="Times New Roman"/>
+          <w:color w:val="000000"/>
+        </w:rPr>
+        <w:t xml:space="preserve"> </w:t>
+      </w:r>
+      <w:r>
+        <w:rPr>
+          <w:rStyle w:val="DefaultParagraphFont"/>
           <w:rFonts w:ascii="Times New Roman" w:hAnsi="Times New Roman"/>
           <w:color w:val="000000"/>
         </w:rPr>
@@ -966,13 +1050,15 @@
       </w:r>
       <w:r>
         <w:rPr>
-          <w:rFonts w:ascii="Times New Roman" w:hAnsi="Times New Roman"/>
-          <w:color w:val="000000"/>
-        </w:rPr>
-        <w:t xml:space="preserve"> </w:t>
-      </w:r>
-      <w:r>
-        <w:rPr>
+          <w:rStyle w:val="DefaultParagraphFont"/>
+          <w:rFonts w:ascii="Times New Roman" w:hAnsi="Times New Roman"/>
+          <w:color w:val="000000"/>
+        </w:rPr>
+        <w:t xml:space="preserve"> </w:t>
+      </w:r>
+      <w:r>
+        <w:rPr>
+          <w:rStyle w:val="DefaultParagraphFont"/>
           <w:rFonts w:ascii="Times New Roman" w:hAnsi="Times New Roman"/>
           <w:color w:val="000000"/>
         </w:rPr>
@@ -980,6 +1066,7 @@
       </w:r>
       <w:r>
         <w:rPr>
+          <w:rStyle w:val="DefaultParagraphFont"/>
           <w:rFonts w:ascii="Times New Roman" w:hAnsi="Times New Roman"/>
           <w:color w:val="000000"/>
         </w:rPr>
@@ -987,6 +1074,7 @@
       </w:r>
       <w:r>
         <w:rPr>
+          <w:rStyle w:val="DefaultParagraphFont"/>
           <w:rFonts w:ascii="Times New Roman" w:hAnsi="Times New Roman"/>
           <w:color w:val="000000"/>
         </w:rPr>
@@ -994,6 +1082,7 @@
       </w:r>
       <w:r>
         <w:rPr>
+          <w:rStyle w:val="DefaultParagraphFont"/>
           <w:rFonts w:ascii="Times New Roman" w:hAnsi="Times New Roman"/>
           <w:color w:val="000000"/>
         </w:rPr>
@@ -1001,6 +1090,7 @@
       </w:r>
       <w:r>
         <w:rPr>
+          <w:rStyle w:val="DefaultParagraphFont"/>
           <w:rFonts w:ascii="Times New Roman" w:hAnsi="Times New Roman"/>
           <w:color w:val="000000"/>
         </w:rPr>
@@ -1008,6 +1098,7 @@
       </w:r>
       <w:r>
         <w:rPr>
+          <w:rStyle w:val="DefaultParagraphFont"/>
           <w:rFonts w:ascii="Times New Roman" w:hAnsi="Times New Roman"/>
           <w:color w:val="000000"/>
         </w:rPr>
@@ -1015,6 +1106,7 @@
       </w:r>
       <w:r>
         <w:rPr>
+          <w:rStyle w:val="DefaultParagraphFont"/>
           <w:rFonts w:ascii="Times New Roman" w:hAnsi="Times New Roman"/>
           <w:color w:val="000000"/>
         </w:rPr>
@@ -1022,6 +1114,7 @@
       </w:r>
       <w:r>
         <w:rPr>
+          <w:rStyle w:val="DefaultParagraphFont"/>
           <w:rFonts w:ascii="Times New Roman" w:hAnsi="Times New Roman"/>
           <w:color w:val="000000"/>
         </w:rPr>
@@ -1029,6 +1122,7 @@
       </w:r>
       <w:r>
         <w:rPr>
+          <w:rStyle w:val="DefaultParagraphFont"/>
           <w:rFonts w:ascii="Times New Roman" w:hAnsi="Times New Roman"/>
           <w:color w:val="000000"/>
         </w:rPr>
@@ -1036,13 +1130,15 @@
       </w:r>
       <w:r>
         <w:rPr>
-          <w:rFonts w:ascii="Times New Roman" w:hAnsi="Times New Roman"/>
-          <w:color w:val="000000"/>
-        </w:rPr>
-        <w:t xml:space="preserve"> </w:t>
-      </w:r>
-      <w:r>
-        <w:rPr>
+          <w:rStyle w:val="DefaultParagraphFont"/>
+          <w:rFonts w:ascii="Times New Roman" w:hAnsi="Times New Roman"/>
+          <w:color w:val="000000"/>
+        </w:rPr>
+        <w:t xml:space="preserve"> </w:t>
+      </w:r>
+      <w:r>
+        <w:rPr>
+          <w:rStyle w:val="DefaultParagraphFont"/>
           <w:rFonts w:ascii="Times New Roman" w:hAnsi="Times New Roman"/>
           <w:color w:val="000000"/>
         </w:rPr>
@@ -1050,13 +1146,15 @@
       </w:r>
       <w:r>
         <w:rPr>
-          <w:rFonts w:ascii="Times New Roman" w:hAnsi="Times New Roman"/>
-          <w:color w:val="000000"/>
-        </w:rPr>
-        <w:t xml:space="preserve"> </w:t>
-      </w:r>
-      <w:r>
-        <w:rPr>
+          <w:rStyle w:val="DefaultParagraphFont"/>
+          <w:rFonts w:ascii="Times New Roman" w:hAnsi="Times New Roman"/>
+          <w:color w:val="000000"/>
+        </w:rPr>
+        <w:t xml:space="preserve"> </w:t>
+      </w:r>
+      <w:r>
+        <w:rPr>
+          <w:rStyle w:val="DefaultParagraphFont"/>
           <w:rFonts w:ascii="Times New Roman" w:hAnsi="Times New Roman"/>
           <w:color w:val="000000"/>
         </w:rPr>
@@ -1064,13 +1162,15 @@
       </w:r>
       <w:r>
         <w:rPr>
-          <w:rFonts w:ascii="Times New Roman" w:hAnsi="Times New Roman"/>
-          <w:color w:val="000000"/>
-        </w:rPr>
-        <w:t xml:space="preserve"> </w:t>
-      </w:r>
-      <w:r>
-        <w:rPr>
+          <w:rStyle w:val="DefaultParagraphFont"/>
+          <w:rFonts w:ascii="Times New Roman" w:hAnsi="Times New Roman"/>
+          <w:color w:val="000000"/>
+        </w:rPr>
+        <w:t xml:space="preserve"> </w:t>
+      </w:r>
+      <w:r>
+        <w:rPr>
+          <w:rStyle w:val="DefaultParagraphFont"/>
           <w:rFonts w:ascii="Times New Roman" w:hAnsi="Times New Roman"/>
           <w:color w:val="000000"/>
         </w:rPr>
@@ -1078,13 +1178,15 @@
       </w:r>
       <w:r>
         <w:rPr>
-          <w:rFonts w:ascii="Times New Roman" w:hAnsi="Times New Roman"/>
-          <w:color w:val="000000"/>
-        </w:rPr>
-        <w:t xml:space="preserve"> </w:t>
-      </w:r>
-      <w:r>
-        <w:rPr>
+          <w:rStyle w:val="DefaultParagraphFont"/>
+          <w:rFonts w:ascii="Times New Roman" w:hAnsi="Times New Roman"/>
+          <w:color w:val="000000"/>
+        </w:rPr>
+        <w:t xml:space="preserve"> </w:t>
+      </w:r>
+      <w:r>
+        <w:rPr>
+          <w:rStyle w:val="DefaultParagraphFont"/>
           <w:rFonts w:ascii="Times New Roman" w:hAnsi="Times New Roman"/>
           <w:color w:val="000000"/>
         </w:rPr>
@@ -1092,13 +1194,15 @@
       </w:r>
       <w:r>
         <w:rPr>
-          <w:rFonts w:ascii="Times New Roman" w:hAnsi="Times New Roman"/>
-          <w:color w:val="000000"/>
-        </w:rPr>
-        <w:t xml:space="preserve"> </w:t>
-      </w:r>
-      <w:r>
-        <w:rPr>
+          <w:rStyle w:val="DefaultParagraphFont"/>
+          <w:rFonts w:ascii="Times New Roman" w:hAnsi="Times New Roman"/>
+          <w:color w:val="000000"/>
+        </w:rPr>
+        <w:t xml:space="preserve"> </w:t>
+      </w:r>
+      <w:r>
+        <w:rPr>
+          <w:rStyle w:val="DefaultParagraphFont"/>
           <w:rFonts w:ascii="Times New Roman" w:hAnsi="Times New Roman"/>
           <w:color w:val="000000"/>
         </w:rPr>
@@ -1106,13 +1210,15 @@
       </w:r>
       <w:r>
         <w:rPr>
-          <w:rFonts w:ascii="Times New Roman" w:hAnsi="Times New Roman"/>
-          <w:color w:val="000000"/>
-        </w:rPr>
-        <w:t xml:space="preserve"> </w:t>
-      </w:r>
-      <w:r>
-        <w:rPr>
+          <w:rStyle w:val="DefaultParagraphFont"/>
+          <w:rFonts w:ascii="Times New Roman" w:hAnsi="Times New Roman"/>
+          <w:color w:val="000000"/>
+        </w:rPr>
+        <w:t xml:space="preserve"> </w:t>
+      </w:r>
+      <w:r>
+        <w:rPr>
+          <w:rStyle w:val="DefaultParagraphFont"/>
           <w:rFonts w:ascii="Times New Roman" w:hAnsi="Times New Roman"/>
           <w:color w:val="000000"/>
         </w:rPr>
@@ -1120,6 +1226,7 @@
       </w:r>
       <w:r>
         <w:rPr>
+          <w:rStyle w:val="DefaultParagraphFont"/>
           <w:rFonts w:ascii="Times New Roman" w:hAnsi="Times New Roman"/>
           <w:color w:val="000000"/>
         </w:rPr>
@@ -1127,6 +1234,7 @@
       </w:r>
       <w:r>
         <w:rPr>
+          <w:rStyle w:val="DefaultParagraphFont"/>
           <w:rFonts w:ascii="Times New Roman" w:hAnsi="Times New Roman"/>
           <w:color w:val="000000"/>
         </w:rPr>
@@ -1134,13 +1242,15 @@
       </w:r>
       <w:r>
         <w:rPr>
-          <w:rFonts w:ascii="Times New Roman" w:hAnsi="Times New Roman"/>
-          <w:color w:val="000000"/>
-        </w:rPr>
-        <w:t xml:space="preserve"> </w:t>
-      </w:r>
-      <w:r>
-        <w:rPr>
+          <w:rStyle w:val="DefaultParagraphFont"/>
+          <w:rFonts w:ascii="Times New Roman" w:hAnsi="Times New Roman"/>
+          <w:color w:val="000000"/>
+        </w:rPr>
+        <w:t xml:space="preserve"> </w:t>
+      </w:r>
+      <w:r>
+        <w:rPr>
+          <w:rStyle w:val="DefaultParagraphFont"/>
           <w:rFonts w:ascii="Times New Roman" w:hAnsi="Times New Roman"/>
           <w:color w:val="000000"/>
         </w:rPr>
@@ -1148,13 +1258,15 @@
       </w:r>
       <w:r>
         <w:rPr>
-          <w:rFonts w:ascii="Times New Roman" w:hAnsi="Times New Roman"/>
-          <w:color w:val="000000"/>
-        </w:rPr>
-        <w:t xml:space="preserve"> </w:t>
-      </w:r>
-      <w:r>
-        <w:rPr>
+          <w:rStyle w:val="DefaultParagraphFont"/>
+          <w:rFonts w:ascii="Times New Roman" w:hAnsi="Times New Roman"/>
+          <w:color w:val="000000"/>
+        </w:rPr>
+        <w:t xml:space="preserve"> </w:t>
+      </w:r>
+      <w:r>
+        <w:rPr>
+          <w:rStyle w:val="DefaultParagraphFont"/>
           <w:rFonts w:ascii="Times New Roman" w:hAnsi="Times New Roman"/>
           <w:color w:val="000000"/>
         </w:rPr>
@@ -1162,13 +1274,15 @@
       </w:r>
       <w:r>
         <w:rPr>
-          <w:rFonts w:ascii="Times New Roman" w:hAnsi="Times New Roman"/>
-          <w:color w:val="000000"/>
-        </w:rPr>
-        <w:t xml:space="preserve"> </w:t>
-      </w:r>
-      <w:r>
-        <w:rPr>
+          <w:rStyle w:val="DefaultParagraphFont"/>
+          <w:rFonts w:ascii="Times New Roman" w:hAnsi="Times New Roman"/>
+          <w:color w:val="000000"/>
+        </w:rPr>
+        <w:t xml:space="preserve"> </w:t>
+      </w:r>
+      <w:r>
+        <w:rPr>
+          <w:rStyle w:val="DefaultParagraphFont"/>
           <w:rFonts w:ascii="Times New Roman" w:hAnsi="Times New Roman"/>
           <w:color w:val="000000"/>
         </w:rPr>
@@ -1178,12 +1292,13 @@
     <w:p>
       <w:pPr>
         <w:pStyle w:val="Normal"/>
-        <w:spacing w:before="269" w:after="269"/>
+        <w:spacing w:before="274" w:after="274"/>
         <w:ind w:left="0"/>
         <w:jc w:val="left"/>
       </w:pPr>
       <w:r>
         <w:rPr>
+          <w:rStyle w:val="DefaultParagraphFont"/>
           <w:rFonts w:ascii="Times New Roman" w:hAnsi="Times New Roman"/>
           <w:color w:val="000000"/>
         </w:rPr>
@@ -1191,13 +1306,15 @@
       </w:r>
       <w:r>
         <w:rPr>
-          <w:rFonts w:ascii="Times New Roman" w:hAnsi="Times New Roman"/>
-          <w:color w:val="000000"/>
-        </w:rPr>
-        <w:t xml:space="preserve"> </w:t>
-      </w:r>
-      <w:r>
-        <w:rPr>
+          <w:rStyle w:val="DefaultParagraphFont"/>
+          <w:rFonts w:ascii="Times New Roman" w:hAnsi="Times New Roman"/>
+          <w:color w:val="000000"/>
+        </w:rPr>
+        <w:t xml:space="preserve"> </w:t>
+      </w:r>
+      <w:r>
+        <w:rPr>
+          <w:rStyle w:val="DefaultParagraphFont"/>
           <w:rFonts w:ascii="Times New Roman" w:hAnsi="Times New Roman"/>
           <w:color w:val="000000"/>
         </w:rPr>
@@ -1205,13 +1322,15 @@
       </w:r>
       <w:r>
         <w:rPr>
-          <w:rFonts w:ascii="Times New Roman" w:hAnsi="Times New Roman"/>
-          <w:color w:val="000000"/>
-        </w:rPr>
-        <w:t xml:space="preserve"> </w:t>
-      </w:r>
-      <w:r>
-        <w:rPr>
+          <w:rStyle w:val="DefaultParagraphFont"/>
+          <w:rFonts w:ascii="Times New Roman" w:hAnsi="Times New Roman"/>
+          <w:color w:val="000000"/>
+        </w:rPr>
+        <w:t xml:space="preserve"> </w:t>
+      </w:r>
+      <w:r>
+        <w:rPr>
+          <w:rStyle w:val="DefaultParagraphFont"/>
           <w:rFonts w:ascii="Times New Roman" w:hAnsi="Times New Roman"/>
           <w:color w:val="000000"/>
         </w:rPr>
@@ -1219,13 +1338,15 @@
       </w:r>
       <w:r>
         <w:rPr>
-          <w:rFonts w:ascii="Times New Roman" w:hAnsi="Times New Roman"/>
-          <w:color w:val="000000"/>
-        </w:rPr>
-        <w:t xml:space="preserve"> </w:t>
-      </w:r>
-      <w:r>
-        <w:rPr>
+          <w:rStyle w:val="DefaultParagraphFont"/>
+          <w:rFonts w:ascii="Times New Roman" w:hAnsi="Times New Roman"/>
+          <w:color w:val="000000"/>
+        </w:rPr>
+        <w:t xml:space="preserve"> </w:t>
+      </w:r>
+      <w:r>
+        <w:rPr>
+          <w:rStyle w:val="DefaultParagraphFont"/>
           <w:rFonts w:ascii="Times New Roman" w:hAnsi="Times New Roman"/>
           <w:color w:val="000000"/>
         </w:rPr>
@@ -1233,6 +1354,7 @@
       </w:r>
       <w:r>
         <w:rPr>
+          <w:rStyle w:val="DefaultParagraphFont"/>
           <w:rFonts w:ascii="Times New Roman" w:hAnsi="Times New Roman"/>
           <w:color w:val="000000"/>
         </w:rPr>
@@ -1240,6 +1362,7 @@
       </w:r>
       <w:r>
         <w:rPr>
+          <w:rStyle w:val="DefaultParagraphFont"/>
           <w:rFonts w:ascii="Times New Roman" w:hAnsi="Times New Roman"/>
           <w:color w:val="000000"/>
         </w:rPr>
@@ -1247,13 +1370,15 @@
       </w:r>
       <w:r>
         <w:rPr>
-          <w:rFonts w:ascii="Times New Roman" w:hAnsi="Times New Roman"/>
-          <w:color w:val="000000"/>
-        </w:rPr>
-        <w:t xml:space="preserve"> </w:t>
-      </w:r>
-      <w:r>
-        <w:rPr>
+          <w:rStyle w:val="DefaultParagraphFont"/>
+          <w:rFonts w:ascii="Times New Roman" w:hAnsi="Times New Roman"/>
+          <w:color w:val="000000"/>
+        </w:rPr>
+        <w:t xml:space="preserve"> </w:t>
+      </w:r>
+      <w:r>
+        <w:rPr>
+          <w:rStyle w:val="DefaultParagraphFont"/>
           <w:rFonts w:ascii="Times New Roman" w:hAnsi="Times New Roman"/>
           <w:color w:val="000000"/>
         </w:rPr>
@@ -1261,13 +1386,15 @@
       </w:r>
       <w:r>
         <w:rPr>
-          <w:rFonts w:ascii="Times New Roman" w:hAnsi="Times New Roman"/>
-          <w:color w:val="000000"/>
-        </w:rPr>
-        <w:t xml:space="preserve"> </w:t>
-      </w:r>
-      <w:r>
-        <w:rPr>
+          <w:rStyle w:val="DefaultParagraphFont"/>
+          <w:rFonts w:ascii="Times New Roman" w:hAnsi="Times New Roman"/>
+          <w:color w:val="000000"/>
+        </w:rPr>
+        <w:t xml:space="preserve"> </w:t>
+      </w:r>
+      <w:r>
+        <w:rPr>
+          <w:rStyle w:val="DefaultParagraphFont"/>
           <w:rFonts w:ascii="Times New Roman" w:hAnsi="Times New Roman"/>
           <w:color w:val="000000"/>
         </w:rPr>
@@ -1275,6 +1402,7 @@
       </w:r>
       <w:r>
         <w:rPr>
+          <w:rStyle w:val="DefaultParagraphFont"/>
           <w:rFonts w:ascii="Times New Roman" w:hAnsi="Times New Roman"/>
           <w:color w:val="000000"/>
         </w:rPr>
@@ -1282,6 +1410,7 @@
       </w:r>
       <w:r>
         <w:rPr>
+          <w:rStyle w:val="DefaultParagraphFont"/>
           <w:rFonts w:ascii="Times New Roman" w:hAnsi="Times New Roman"/>
           <w:color w:val="000000"/>
         </w:rPr>
@@ -1289,13 +1418,15 @@
       </w:r>
       <w:r>
         <w:rPr>
-          <w:rFonts w:ascii="Times New Roman" w:hAnsi="Times New Roman"/>
-          <w:color w:val="000000"/>
-        </w:rPr>
-        <w:t xml:space="preserve"> </w:t>
-      </w:r>
-      <w:r>
-        <w:rPr>
+          <w:rStyle w:val="DefaultParagraphFont"/>
+          <w:rFonts w:ascii="Times New Roman" w:hAnsi="Times New Roman"/>
+          <w:color w:val="000000"/>
+        </w:rPr>
+        <w:t xml:space="preserve"> </w:t>
+      </w:r>
+      <w:r>
+        <w:rPr>
+          <w:rStyle w:val="DefaultParagraphFont"/>
           <w:rFonts w:ascii="Times New Roman" w:hAnsi="Times New Roman"/>
           <w:color w:val="000000"/>
         </w:rPr>
@@ -1303,6 +1434,7 @@
       </w:r>
       <w:r>
         <w:rPr>
+          <w:rStyle w:val="DefaultParagraphFont"/>
           <w:rFonts w:ascii="Times New Roman" w:hAnsi="Times New Roman"/>
           <w:color w:val="000000"/>
         </w:rPr>
@@ -1310,6 +1442,7 @@
       </w:r>
       <w:r>
         <w:rPr>
+          <w:rStyle w:val="DefaultParagraphFont"/>
           <w:rFonts w:ascii="Times New Roman" w:hAnsi="Times New Roman"/>
           <w:color w:val="000000"/>
         </w:rPr>
@@ -1317,13 +1450,15 @@
       </w:r>
       <w:r>
         <w:rPr>
-          <w:rFonts w:ascii="Times New Roman" w:hAnsi="Times New Roman"/>
-          <w:color w:val="000000"/>
-        </w:rPr>
-        <w:t xml:space="preserve"> </w:t>
-      </w:r>
-      <w:r>
-        <w:rPr>
+          <w:rStyle w:val="DefaultParagraphFont"/>
+          <w:rFonts w:ascii="Times New Roman" w:hAnsi="Times New Roman"/>
+          <w:color w:val="000000"/>
+        </w:rPr>
+        <w:t xml:space="preserve"> </w:t>
+      </w:r>
+      <w:r>
+        <w:rPr>
+          <w:rStyle w:val="DefaultParagraphFont"/>
           <w:rFonts w:ascii="Times New Roman" w:hAnsi="Times New Roman"/>
           <w:color w:val="000000"/>
         </w:rPr>
@@ -1331,6 +1466,7 @@
       </w:r>
       <w:r>
         <w:rPr>
+          <w:rStyle w:val="DefaultParagraphFont"/>
           <w:rFonts w:ascii="Times New Roman" w:hAnsi="Times New Roman"/>
           <w:color w:val="000000"/>
         </w:rPr>
@@ -1338,6 +1474,7 @@
       </w:r>
       <w:r>
         <w:rPr>
+          <w:rStyle w:val="DefaultParagraphFont"/>
           <w:rFonts w:ascii="Times New Roman" w:hAnsi="Times New Roman"/>
           <w:color w:val="000000"/>
         </w:rPr>
@@ -1345,13 +1482,15 @@
       </w:r>
       <w:r>
         <w:rPr>
-          <w:rFonts w:ascii="Times New Roman" w:hAnsi="Times New Roman"/>
-          <w:color w:val="000000"/>
-        </w:rPr>
-        <w:t xml:space="preserve"> </w:t>
-      </w:r>
-      <w:r>
-        <w:rPr>
+          <w:rStyle w:val="DefaultParagraphFont"/>
+          <w:rFonts w:ascii="Times New Roman" w:hAnsi="Times New Roman"/>
+          <w:color w:val="000000"/>
+        </w:rPr>
+        <w:t xml:space="preserve"> </w:t>
+      </w:r>
+      <w:r>
+        <w:rPr>
+          <w:rStyle w:val="DefaultParagraphFont"/>
           <w:rFonts w:ascii="Times New Roman" w:hAnsi="Times New Roman"/>
           <w:color w:val="000000"/>
         </w:rPr>
@@ -1359,13 +1498,15 @@
       </w:r>
       <w:r>
         <w:rPr>
-          <w:rFonts w:ascii="Times New Roman" w:hAnsi="Times New Roman"/>
-          <w:color w:val="000000"/>
-        </w:rPr>
-        <w:t xml:space="preserve"> </w:t>
-      </w:r>
-      <w:r>
-        <w:rPr>
+          <w:rStyle w:val="DefaultParagraphFont"/>
+          <w:rFonts w:ascii="Times New Roman" w:hAnsi="Times New Roman"/>
+          <w:color w:val="000000"/>
+        </w:rPr>
+        <w:t xml:space="preserve"> </w:t>
+      </w:r>
+      <w:r>
+        <w:rPr>
+          <w:rStyle w:val="DefaultParagraphFont"/>
           <w:rFonts w:ascii="Times New Roman" w:hAnsi="Times New Roman"/>
           <w:color w:val="000000"/>
         </w:rPr>
@@ -1373,13 +1514,15 @@
       </w:r>
       <w:r>
         <w:rPr>
-          <w:rFonts w:ascii="Times New Roman" w:hAnsi="Times New Roman"/>
-          <w:color w:val="000000"/>
-        </w:rPr>
-        <w:t xml:space="preserve"> </w:t>
-      </w:r>
-      <w:r>
-        <w:rPr>
+          <w:rStyle w:val="DefaultParagraphFont"/>
+          <w:rFonts w:ascii="Times New Roman" w:hAnsi="Times New Roman"/>
+          <w:color w:val="000000"/>
+        </w:rPr>
+        <w:t xml:space="preserve"> </w:t>
+      </w:r>
+      <w:r>
+        <w:rPr>
+          <w:rStyle w:val="DefaultParagraphFont"/>
           <w:rFonts w:ascii="Times New Roman" w:hAnsi="Times New Roman"/>
           <w:color w:val="000000"/>
         </w:rPr>
@@ -1387,13 +1530,15 @@
       </w:r>
       <w:r>
         <w:rPr>
-          <w:rFonts w:ascii="Times New Roman" w:hAnsi="Times New Roman"/>
-          <w:color w:val="000000"/>
-        </w:rPr>
-        <w:t xml:space="preserve"> </w:t>
-      </w:r>
-      <w:r>
-        <w:rPr>
+          <w:rStyle w:val="DefaultParagraphFont"/>
+          <w:rFonts w:ascii="Times New Roman" w:hAnsi="Times New Roman"/>
+          <w:color w:val="000000"/>
+        </w:rPr>
+        <w:t xml:space="preserve"> </w:t>
+      </w:r>
+      <w:r>
+        <w:rPr>
+          <w:rStyle w:val="DefaultParagraphFont"/>
           <w:rFonts w:ascii="Times New Roman" w:hAnsi="Times New Roman"/>
           <w:color w:val="000000"/>
         </w:rPr>
@@ -1403,12 +1548,13 @@
     <w:p>
       <w:pPr>
         <w:pStyle w:val="Normal"/>
-        <w:spacing w:before="269" w:after="269"/>
+        <w:spacing w:before="274" w:after="274"/>
         <w:ind w:left="0"/>
         <w:jc w:val="left"/>
       </w:pPr>
       <w:r>
         <w:rPr>
+          <w:rStyle w:val="DefaultParagraphFont"/>
           <w:rFonts w:ascii="Times New Roman" w:hAnsi="Times New Roman"/>
           <w:color w:val="000000"/>
         </w:rPr>
@@ -1416,6 +1562,7 @@
       </w:r>
       <w:r>
         <w:rPr>
+          <w:rStyle w:val="DefaultParagraphFont"/>
           <w:rFonts w:ascii="Times New Roman" w:hAnsi="Times New Roman"/>
           <w:color w:val="000000"/>
         </w:rPr>
@@ -1423,13 +1570,15 @@
       </w:r>
       <w:r>
         <w:rPr>
-          <w:rFonts w:ascii="Times New Roman" w:hAnsi="Times New Roman"/>
-          <w:color w:val="000000"/>
-        </w:rPr>
-        <w:t xml:space="preserve"> </w:t>
-      </w:r>
-      <w:r>
-        <w:rPr>
+          <w:rStyle w:val="DefaultParagraphFont"/>
+          <w:rFonts w:ascii="Times New Roman" w:hAnsi="Times New Roman"/>
+          <w:color w:val="000000"/>
+        </w:rPr>
+        <w:t xml:space="preserve"> </w:t>
+      </w:r>
+      <w:r>
+        <w:rPr>
+          <w:rStyle w:val="DefaultParagraphFont"/>
           <w:rFonts w:ascii="Times New Roman" w:hAnsi="Times New Roman"/>
           <w:color w:val="000000"/>
         </w:rPr>
@@ -1437,13 +1586,15 @@
       </w:r>
       <w:r>
         <w:rPr>
-          <w:rFonts w:ascii="Times New Roman" w:hAnsi="Times New Roman"/>
-          <w:color w:val="000000"/>
-        </w:rPr>
-        <w:t xml:space="preserve"> </w:t>
-      </w:r>
-      <w:r>
-        <w:rPr>
+          <w:rStyle w:val="DefaultParagraphFont"/>
+          <w:rFonts w:ascii="Times New Roman" w:hAnsi="Times New Roman"/>
+          <w:color w:val="000000"/>
+        </w:rPr>
+        <w:t xml:space="preserve"> </w:t>
+      </w:r>
+      <w:r>
+        <w:rPr>
+          <w:rStyle w:val="DefaultParagraphFont"/>
           <w:rFonts w:ascii="Times New Roman" w:hAnsi="Times New Roman"/>
           <w:color w:val="000000"/>
         </w:rPr>
@@ -1451,13 +1602,15 @@
       </w:r>
       <w:r>
         <w:rPr>
-          <w:rFonts w:ascii="Times New Roman" w:hAnsi="Times New Roman"/>
-          <w:color w:val="000000"/>
-        </w:rPr>
-        <w:t xml:space="preserve"> </w:t>
-      </w:r>
-      <w:r>
-        <w:rPr>
+          <w:rStyle w:val="DefaultParagraphFont"/>
+          <w:rFonts w:ascii="Times New Roman" w:hAnsi="Times New Roman"/>
+          <w:color w:val="000000"/>
+        </w:rPr>
+        <w:t xml:space="preserve"> </w:t>
+      </w:r>
+      <w:r>
+        <w:rPr>
+          <w:rStyle w:val="DefaultParagraphFont"/>
           <w:rFonts w:ascii="Times New Roman" w:hAnsi="Times New Roman"/>
           <w:color w:val="000000"/>
         </w:rPr>
@@ -1465,13 +1618,15 @@
       </w:r>
       <w:r>
         <w:rPr>
-          <w:rFonts w:ascii="Times New Roman" w:hAnsi="Times New Roman"/>
-          <w:color w:val="000000"/>
-        </w:rPr>
-        <w:t xml:space="preserve"> </w:t>
-      </w:r>
-      <w:r>
-        <w:rPr>
+          <w:rStyle w:val="DefaultParagraphFont"/>
+          <w:rFonts w:ascii="Times New Roman" w:hAnsi="Times New Roman"/>
+          <w:color w:val="000000"/>
+        </w:rPr>
+        <w:t xml:space="preserve"> </w:t>
+      </w:r>
+      <w:r>
+        <w:rPr>
+          <w:rStyle w:val="DefaultParagraphFont"/>
           <w:rFonts w:ascii="Times New Roman" w:hAnsi="Times New Roman"/>
           <w:color w:val="000000"/>
         </w:rPr>
@@ -1479,13 +1634,15 @@
       </w:r>
       <w:r>
         <w:rPr>
-          <w:rFonts w:ascii="Times New Roman" w:hAnsi="Times New Roman"/>
-          <w:color w:val="000000"/>
-        </w:rPr>
-        <w:t xml:space="preserve"> </w:t>
-      </w:r>
-      <w:r>
-        <w:rPr>
+          <w:rStyle w:val="DefaultParagraphFont"/>
+          <w:rFonts w:ascii="Times New Roman" w:hAnsi="Times New Roman"/>
+          <w:color w:val="000000"/>
+        </w:rPr>
+        <w:t xml:space="preserve"> </w:t>
+      </w:r>
+      <w:r>
+        <w:rPr>
+          <w:rStyle w:val="DefaultParagraphFont"/>
           <w:rFonts w:ascii="Times New Roman" w:hAnsi="Times New Roman"/>
           <w:color w:val="000000"/>
         </w:rPr>
@@ -1493,13 +1650,15 @@
       </w:r>
       <w:r>
         <w:rPr>
-          <w:rFonts w:ascii="Times New Roman" w:hAnsi="Times New Roman"/>
-          <w:color w:val="000000"/>
-        </w:rPr>
-        <w:t xml:space="preserve"> </w:t>
-      </w:r>
-      <w:r>
-        <w:rPr>
+          <w:rStyle w:val="DefaultParagraphFont"/>
+          <w:rFonts w:ascii="Times New Roman" w:hAnsi="Times New Roman"/>
+          <w:color w:val="000000"/>
+        </w:rPr>
+        <w:t xml:space="preserve"> </w:t>
+      </w:r>
+      <w:r>
+        <w:rPr>
+          <w:rStyle w:val="DefaultParagraphFont"/>
           <w:rFonts w:ascii="Times New Roman" w:hAnsi="Times New Roman"/>
           <w:color w:val="000000"/>
         </w:rPr>
@@ -1509,12 +1668,13 @@
     <w:p>
       <w:pPr>
         <w:pStyle w:val="Normal"/>
-        <w:spacing w:before="269" w:after="269"/>
+        <w:spacing w:before="274" w:after="274"/>
         <w:ind w:left="0"/>
         <w:jc w:val="left"/>
       </w:pPr>
       <w:r>
         <w:rPr>
+          <w:rStyle w:val="DefaultParagraphFont"/>
           <w:rFonts w:ascii="Times New Roman" w:hAnsi="Times New Roman"/>
           <w:color w:val="000000"/>
         </w:rPr>
@@ -1522,13 +1682,15 @@
       </w:r>
       <w:r>
         <w:rPr>
-          <w:rFonts w:ascii="Times New Roman" w:hAnsi="Times New Roman"/>
-          <w:color w:val="000000"/>
-        </w:rPr>
-        <w:t xml:space="preserve"> </w:t>
-      </w:r>
-      <w:r>
-        <w:rPr>
+          <w:rStyle w:val="DefaultParagraphFont"/>
+          <w:rFonts w:ascii="Times New Roman" w:hAnsi="Times New Roman"/>
+          <w:color w:val="000000"/>
+        </w:rPr>
+        <w:t xml:space="preserve"> </w:t>
+      </w:r>
+      <w:r>
+        <w:rPr>
+          <w:rStyle w:val="DefaultParagraphFont"/>
           <w:rFonts w:ascii="Times New Roman" w:hAnsi="Times New Roman"/>
           <w:color w:val="000000"/>
         </w:rPr>
@@ -1536,13 +1698,15 @@
       </w:r>
       <w:r>
         <w:rPr>
-          <w:rFonts w:ascii="Times New Roman" w:hAnsi="Times New Roman"/>
-          <w:color w:val="000000"/>
-        </w:rPr>
-        <w:t xml:space="preserve"> </w:t>
-      </w:r>
-      <w:r>
-        <w:rPr>
+          <w:rStyle w:val="DefaultParagraphFont"/>
+          <w:rFonts w:ascii="Times New Roman" w:hAnsi="Times New Roman"/>
+          <w:color w:val="000000"/>
+        </w:rPr>
+        <w:t xml:space="preserve"> </w:t>
+      </w:r>
+      <w:r>
+        <w:rPr>
+          <w:rStyle w:val="DefaultParagraphFont"/>
           <w:rFonts w:ascii="Times New Roman" w:hAnsi="Times New Roman"/>
           <w:color w:val="000000"/>
         </w:rPr>
@@ -1550,6 +1714,7 @@
       </w:r>
       <w:r>
         <w:rPr>
+          <w:rStyle w:val="DefaultParagraphFont"/>
           <w:rFonts w:ascii="Times New Roman" w:hAnsi="Times New Roman"/>
           <w:color w:val="000000"/>
         </w:rPr>
@@ -1586,12 +1751,13 @@
     <w:p>
       <w:pPr>
         <w:pStyle w:val="Normal"/>
-        <w:spacing w:before="269" w:after="269"/>
+        <w:spacing w:before="274" w:after="274"/>
         <w:ind w:left="0"/>
         <w:jc w:val="left"/>
       </w:pPr>
       <w:r>
         <w:rPr>
+          <w:rStyle w:val="DefaultParagraphFont"/>
           <w:rFonts w:ascii="Times New Roman" w:hAnsi="Times New Roman"/>
           <w:color w:val="000000"/>
         </w:rPr>
@@ -1601,12 +1767,13 @@
     <w:p>
       <w:pPr>
         <w:pStyle w:val="Normal"/>
-        <w:spacing w:before="269" w:after="269"/>
+        <w:spacing w:before="274" w:after="274"/>
         <w:ind w:left="0"/>
         <w:jc w:val="left"/>
       </w:pPr>
       <w:r>
         <w:rPr>
+          <w:rStyle w:val="DefaultParagraphFont"/>
           <w:rFonts w:ascii="Times New Roman" w:hAnsi="Times New Roman"/>
           <w:color w:val="000000"/>
         </w:rPr>
@@ -1616,12 +1783,13 @@
     <w:p>
       <w:pPr>
         <w:pStyle w:val="Normal"/>
-        <w:spacing w:before="269" w:after="269"/>
+        <w:spacing w:before="274" w:after="274"/>
         <w:ind w:left="0"/>
         <w:jc w:val="left"/>
       </w:pPr>
       <w:r>
         <w:rPr>
+          <w:rStyle w:val="DefaultParagraphFont"/>
           <w:rFonts w:ascii="Times New Roman" w:hAnsi="Times New Roman"/>
           <w:color w:val="000000"/>
         </w:rPr>
